--- a/force-app/main/default/documents/Loop__LOOP_Files/CACFACCAA47d66e4e0d5540efbaaf03c4fbd65837.docx
+++ b/force-app/main/default/documents/Loop__LOOP_Files/CACFACCAA47d66e4e0d5540efbaaf03c4fbd65837.docx
@@ -177,27 +177,7 @@
                 <w:sz w:val="20"/>
                 <w:szCs w:val="20"/>
               </w:rPr>
-              <w:t>&lt;&lt;</w:t>
-            </w:r>
-            <w:proofErr w:type="spellStart"/>
-            <w:r>
-              <w:rPr>
-                <w:b/>
-                <w:bCs/>
-                <w:sz w:val="20"/>
-                <w:szCs w:val="20"/>
-              </w:rPr>
-              <w:t>Invoiced_Party_Account_Name</w:t>
-            </w:r>
-            <w:proofErr w:type="spellEnd"/>
-            <w:r>
-              <w:rPr>
-                <w:b/>
-                <w:bCs/>
-                <w:sz w:val="20"/>
-                <w:szCs w:val="20"/>
-              </w:rPr>
-              <w:t>&gt;&gt;</w:t>
+              <w:t>&lt;&lt;Invoiced_Party_Account_Name&gt;&gt;</w:t>
             </w:r>
           </w:p>
         </w:tc>
@@ -233,15 +213,7 @@
               <w:ind w:left="155"/>
             </w:pPr>
             <w:r>
-              <w:t>&lt;&lt;</w:t>
-            </w:r>
-            <w:proofErr w:type="spellStart"/>
-            <w:r>
-              <w:t>Invoice_Invoice_Number_F</w:t>
-            </w:r>
-            <w:proofErr w:type="spellEnd"/>
-            <w:r>
-              <w:t>&gt;&gt;</w:t>
+              <w:t>&lt;&lt;Invoice_Invoice_Number_F&gt;&gt;</w:t>
             </w:r>
           </w:p>
         </w:tc>
@@ -258,43 +230,19 @@
               <w:ind w:left="-107"/>
             </w:pPr>
             <w:r>
-              <w:t>&lt;&lt;</w:t>
-            </w:r>
-            <w:proofErr w:type="spellStart"/>
-            <w:r>
-              <w:t>Invoiced_Party_Account_BillingStreet</w:t>
-            </w:r>
-            <w:proofErr w:type="spellEnd"/>
-            <w:r>
-              <w:t>&gt;&gt;</w:t>
+              <w:t>&lt;&lt;Invoiced_Party_Account_BillingStreet&gt;&gt;</w:t>
             </w:r>
             <w:r>
               <w:br/>
             </w:r>
             <w:r>
-              <w:t>&lt;&lt;</w:t>
-            </w:r>
-            <w:proofErr w:type="spellStart"/>
-            <w:r>
-              <w:t>Invoiced_Party_Account_BillingCity</w:t>
-            </w:r>
-            <w:proofErr w:type="spellEnd"/>
-            <w:r>
-              <w:t>&gt;&gt;</w:t>
+              <w:t>&lt;&lt;Invoiced_Party_Account_BillingCity&gt;&gt;</w:t>
             </w:r>
             <w:r>
               <w:t xml:space="preserve">, </w:t>
             </w:r>
             <w:r>
-              <w:t>&lt;&lt;</w:t>
-            </w:r>
-            <w:proofErr w:type="spellStart"/>
-            <w:r>
-              <w:t>Invoiced_Party_Account_BillingState</w:t>
-            </w:r>
-            <w:proofErr w:type="spellEnd"/>
-            <w:r>
-              <w:t>&gt;&gt;</w:t>
+              <w:t>&lt;&lt;Invoiced_Party_Account_BillingState&gt;&gt;</w:t>
             </w:r>
             <w:r>
               <w:t xml:space="preserve"> </w:t>
@@ -321,15 +269,7 @@
               <w:br/>
             </w:r>
             <w:r>
-              <w:t>&lt;&lt;</w:t>
-            </w:r>
-            <w:proofErr w:type="spellStart"/>
-            <w:r>
-              <w:t>Invoiced_Party_Account_BillingCountry</w:t>
-            </w:r>
-            <w:proofErr w:type="spellEnd"/>
-            <w:r>
-              <w:t>&gt;&gt;</w:t>
+              <w:t>&lt;&lt;Invoiced_Party_Account_BillingCountry&gt;&gt;</w:t>
             </w:r>
           </w:p>
         </w:tc>
@@ -365,15 +305,7 @@
               <w:ind w:left="155"/>
             </w:pPr>
             <w:r>
-              <w:t>&lt;&lt;</w:t>
-            </w:r>
-            <w:proofErr w:type="spellStart"/>
-            <w:r>
-              <w:t>Invoice_Invoice_Date__h</w:t>
-            </w:r>
-            <w:proofErr w:type="spellEnd"/>
-            <w:r>
-              <w:t>&gt;&gt;</w:t>
+              <w:t>&lt;&lt;Invoice_Invoice_Date__h&gt;&gt;</w:t>
             </w:r>
           </w:p>
         </w:tc>
@@ -430,21 +362,7 @@
               <w:rPr>
                 <w:spacing w:val="-1"/>
               </w:rPr>
-              <w:t>&lt;&lt;</w:t>
-            </w:r>
-            <w:proofErr w:type="spellStart"/>
-            <w:r>
-              <w:rPr>
-                <w:spacing w:val="-1"/>
-              </w:rPr>
-              <w:t>Invoice_Date_of_MR_Payment_Due__h</w:t>
-            </w:r>
-            <w:proofErr w:type="spellEnd"/>
-            <w:r>
-              <w:rPr>
-                <w:spacing w:val="-1"/>
-              </w:rPr>
-              <w:t>&gt;&gt;</w:t>
+              <w:t>&lt;&lt;Invoice_Date_of_MR_Payment_Due__h&gt;&gt;</w:t>
             </w:r>
           </w:p>
         </w:tc>
@@ -493,15 +411,7 @@
               <w:ind w:left="155"/>
             </w:pPr>
             <w:r>
-              <w:t>&lt;&lt;</w:t>
-            </w:r>
-            <w:proofErr w:type="spellStart"/>
-            <w:r>
-              <w:t>Lease_Aircraft</w:t>
-            </w:r>
-            <w:proofErr w:type="spellEnd"/>
-            <w:r>
-              <w:t>&gt;&gt;</w:t>
+              <w:t>&lt;&lt;Lease_Aircraft&gt;&gt;</w:t>
             </w:r>
           </w:p>
         </w:tc>
@@ -686,43 +596,55 @@
                 <w:b/>
                 <w:sz w:val="18"/>
               </w:rPr>
-              <w:t>&lt;&lt;</w:t>
-            </w:r>
-            <w:proofErr w:type="spellStart"/>
+              <w:t>&lt;&lt;Lease_Lease_Signed_Date</w:t>
+            </w:r>
             <w:r>
               <w:rPr>
                 <w:b/>
                 <w:sz w:val="18"/>
               </w:rPr>
-              <w:t>Lease_Lease_Signed_Date</w:t>
+              <w:t>__</w:t>
             </w:r>
             <w:r>
               <w:rPr>
                 <w:b/>
                 <w:sz w:val="18"/>
               </w:rPr>
-              <w:t>__</w:t>
+              <w:t>h</w:t>
             </w:r>
             <w:r>
               <w:rPr>
                 <w:b/>
                 <w:sz w:val="18"/>
               </w:rPr>
-              <w:t>h</w:t>
-            </w:r>
-            <w:proofErr w:type="spellEnd"/>
+              <w:t>&gt;&gt;</w:t>
+            </w:r>
             <w:r>
               <w:rPr>
                 <w:b/>
                 <w:sz w:val="18"/>
               </w:rPr>
-              <w:t>&gt;&gt;</w:t>
+              <w:t xml:space="preserve"> </w:t>
             </w:r>
             <w:r>
               <w:rPr>
                 <w:b/>
                 <w:sz w:val="18"/>
               </w:rPr>
+              <w:t xml:space="preserve">in respect of one </w:t>
+            </w:r>
+            <w:r>
+              <w:rPr>
+                <w:b/>
+                <w:sz w:val="18"/>
+              </w:rPr>
+              <w:t>&lt;&lt;Asset_Asset_Manufacturer&gt;&gt;</w:t>
+            </w:r>
+            <w:r>
+              <w:rPr>
+                <w:b/>
+                <w:sz w:val="18"/>
+              </w:rPr>
               <w:t xml:space="preserve"> </w:t>
             </w:r>
             <w:r>
@@ -730,97 +652,28 @@
                 <w:b/>
                 <w:sz w:val="18"/>
               </w:rPr>
-              <w:t xml:space="preserve">in respect of one </w:t>
+              <w:t>&lt;&lt;Asset_Asset_Variant_GP&gt;&gt;</w:t>
             </w:r>
             <w:r>
               <w:rPr>
                 <w:b/>
                 <w:sz w:val="18"/>
               </w:rPr>
-              <w:t>&lt;&lt;</w:t>
-            </w:r>
-            <w:proofErr w:type="spellStart"/>
+              <w:t xml:space="preserve"> </w:t>
+            </w:r>
             <w:r>
               <w:rPr>
                 <w:b/>
                 <w:sz w:val="18"/>
               </w:rPr>
-              <w:t>Asset_Asset_Manufacturer</w:t>
-            </w:r>
-            <w:proofErr w:type="spellEnd"/>
+              <w:t xml:space="preserve">aircraft with MSN </w:t>
+            </w:r>
             <w:r>
               <w:rPr>
                 <w:b/>
                 <w:sz w:val="18"/>
               </w:rPr>
-              <w:t>&gt;&gt;</w:t>
-            </w:r>
-            <w:r>
-              <w:rPr>
-                <w:b/>
-                <w:sz w:val="18"/>
-              </w:rPr>
-              <w:t xml:space="preserve"> </w:t>
-            </w:r>
-            <w:r>
-              <w:rPr>
-                <w:b/>
-                <w:sz w:val="18"/>
-              </w:rPr>
-              <w:t>&lt;&lt;</w:t>
-            </w:r>
-            <w:proofErr w:type="spellStart"/>
-            <w:r>
-              <w:rPr>
-                <w:b/>
-                <w:sz w:val="18"/>
-              </w:rPr>
-              <w:t>Asset_Asset_Variant_GP</w:t>
-            </w:r>
-            <w:proofErr w:type="spellEnd"/>
-            <w:r>
-              <w:rPr>
-                <w:b/>
-                <w:sz w:val="18"/>
-              </w:rPr>
-              <w:t>&gt;&gt;</w:t>
-            </w:r>
-            <w:r>
-              <w:rPr>
-                <w:b/>
-                <w:sz w:val="18"/>
-              </w:rPr>
-              <w:t xml:space="preserve"> </w:t>
-            </w:r>
-            <w:r>
-              <w:rPr>
-                <w:b/>
-                <w:sz w:val="18"/>
-              </w:rPr>
-              <w:t xml:space="preserve">aircraft with MSN </w:t>
-            </w:r>
-            <w:r>
-              <w:rPr>
-                <w:b/>
-                <w:sz w:val="18"/>
-              </w:rPr>
-              <w:t>&lt;&lt;</w:t>
-            </w:r>
-            <w:proofErr w:type="spellStart"/>
-            <w:r>
-              <w:rPr>
-                <w:b/>
-                <w:sz w:val="18"/>
-              </w:rPr>
-              <w:t>Asset_MSN_Number</w:t>
-            </w:r>
-            <w:proofErr w:type="spellEnd"/>
-            <w:r>
-              <w:rPr>
-                <w:b/>
-                <w:sz w:val="18"/>
-              </w:rPr>
-              <w:t>&gt;&gt;</w:t>
+              <w:t>&lt;&lt;Asset_MSN_Number&gt;&gt;</w:t>
             </w:r>
           </w:p>
         </w:tc>
@@ -891,59 +744,23 @@
                 <w:position w:val="1"/>
                 <w:sz w:val="16"/>
               </w:rPr>
-              <w:t>&lt;&lt;</w:t>
-            </w:r>
-            <w:proofErr w:type="spellStart"/>
+              <w:t>&lt;&lt;Invoice_Period_Start_Date__h&gt;&gt;</w:t>
+            </w:r>
             <w:r>
               <w:rPr>
                 <w:w w:val="105"/>
                 <w:position w:val="1"/>
                 <w:sz w:val="16"/>
               </w:rPr>
-              <w:t>Invoice_Period_Start_Date__h</w:t>
-            </w:r>
-            <w:proofErr w:type="spellEnd"/>
+              <w:t xml:space="preserve"> to </w:t>
+            </w:r>
             <w:r>
               <w:rPr>
                 <w:w w:val="105"/>
                 <w:position w:val="1"/>
                 <w:sz w:val="16"/>
               </w:rPr>
-              <w:t>&gt;&gt;</w:t>
-            </w:r>
-            <w:r>
-              <w:rPr>
-                <w:w w:val="105"/>
-                <w:position w:val="1"/>
-                <w:sz w:val="16"/>
-              </w:rPr>
-              <w:t xml:space="preserve"> to </w:t>
-            </w:r>
-            <w:r>
-              <w:rPr>
-                <w:w w:val="105"/>
-                <w:position w:val="1"/>
-                <w:sz w:val="16"/>
-              </w:rPr>
-              <w:t>&lt;&lt;</w:t>
-            </w:r>
-            <w:proofErr w:type="spellStart"/>
-            <w:r>
-              <w:rPr>
-                <w:w w:val="105"/>
-                <w:position w:val="1"/>
-                <w:sz w:val="16"/>
-              </w:rPr>
-              <w:t>Invoice_Period_End_Date__h</w:t>
-            </w:r>
-            <w:proofErr w:type="spellEnd"/>
-            <w:r>
-              <w:rPr>
-                <w:w w:val="105"/>
-                <w:position w:val="1"/>
-                <w:sz w:val="16"/>
-              </w:rPr>
-              <w:t>&gt;&gt;</w:t>
+              <w:t>&lt;&lt;Invoice_Period_End_Date__h&gt;&gt;</w:t>
             </w:r>
             <w:r>
               <w:rPr>
@@ -1028,35 +845,71 @@
               <w:spacing w:before="30"/>
               <w:ind w:left="130" w:right="139"/>
               <w:jc w:val="right"/>
-            </w:pPr>
-            <w:r>
-              <w:rPr>
-                <w:sz w:val="16"/>
+              <w:rPr>
+                <w:sz w:val="16"/>
+                <w:szCs w:val="16"/>
+              </w:rPr>
+            </w:pPr>
+            <w:r>
+              <w:rPr>
+                <w:sz w:val="16"/>
+                <w:szCs w:val="16"/>
               </w:rPr>
               <w:fldChar w:fldCharType="begin"/>
             </w:r>
             <w:r>
               <w:rPr>
                 <w:sz w:val="16"/>
-              </w:rPr>
-              <w:instrText xml:space="preserve"> IF "&lt;&lt;ManualRent_Invoice_Line_Type&gt;&gt;" = "Manual Rent" "&lt;&lt;ManualRent_Total_Line_Amount__000&gt;&gt;" "&lt;&lt;FixedRent_Total_Line_Amount__000&gt;&gt;" </w:instrText>
-            </w:r>
-            <w:r>
-              <w:rPr>
-                <w:sz w:val="16"/>
-              </w:rPr>
-              <w:fldChar w:fldCharType="separate"/>
-            </w:r>
-            <w:r>
-              <w:rPr>
-                <w:noProof/>
-                <w:sz w:val="16"/>
-              </w:rPr>
-              <w:t>&lt;&lt;FixedRent_Total_Line_Amount__000&gt;&gt;</w:t>
-            </w:r>
-            <w:r>
-              <w:rPr>
-                <w:sz w:val="16"/>
+                <w:szCs w:val="16"/>
+              </w:rPr>
+              <w:instrText xml:space="preserve"> IF "&lt;&lt;Invoice_Invoice_Category&gt;&gt;" = "Fixed Rent" "</w:instrText>
+            </w:r>
+            <w:r>
+              <w:rPr>
+                <w:sz w:val="16"/>
+                <w:szCs w:val="16"/>
+              </w:rPr>
+              <w:instrText>&lt;&lt;Invoice_Rent_Due_Amount__000&gt;&gt;</w:instrText>
+            </w:r>
+            <w:r>
+              <w:rPr>
+                <w:sz w:val="16"/>
+                <w:szCs w:val="16"/>
+              </w:rPr>
+              <w:instrText>" "</w:instrText>
+            </w:r>
+            <w:r>
+              <w:rPr>
+                <w:sz w:val="16"/>
+                <w:szCs w:val="16"/>
+              </w:rPr>
+              <w:fldChar w:fldCharType="begin"/>
+            </w:r>
+            <w:r>
+              <w:rPr>
+                <w:sz w:val="16"/>
+                <w:szCs w:val="16"/>
+              </w:rPr>
+              <w:instrText xml:space="preserve"> IF "&lt;&lt;ManualRent_Invoice_Line_Type&gt;&gt;" = "Manual Rent" "&lt;&lt;ManualRent_Converted_Currency_Line_Amount__000&gt;&gt;" "" </w:instrText>
+            </w:r>
+            <w:r>
+              <w:rPr>
+                <w:sz w:val="16"/>
+                <w:szCs w:val="16"/>
+              </w:rPr>
+              <w:fldChar w:fldCharType="end"/>
+            </w:r>
+            <w:r>
+              <w:rPr>
+                <w:sz w:val="16"/>
+                <w:szCs w:val="16"/>
+              </w:rPr>
+              <w:instrText xml:space="preserve">" </w:instrText>
+            </w:r>
+            <w:r>
+              <w:rPr>
+                <w:sz w:val="16"/>
+                <w:szCs w:val="16"/>
               </w:rPr>
               <w:fldChar w:fldCharType="end"/>
             </w:r>
@@ -1194,51 +1047,15 @@
                 <w:position w:val="1"/>
                 <w:sz w:val="16"/>
               </w:rPr>
-              <w:t>&lt;&lt;</w:t>
-            </w:r>
-            <w:proofErr w:type="spellStart"/>
+              <w:t>&lt;&lt;Invoice_Line_Item_Start&gt;&gt;</w:t>
+            </w:r>
             <w:r>
               <w:rPr>
                 <w:w w:val="105"/>
                 <w:position w:val="1"/>
                 <w:sz w:val="16"/>
               </w:rPr>
-              <w:t>Invoice_Line_Item_Start</w:t>
-            </w:r>
-            <w:proofErr w:type="spellEnd"/>
-            <w:r>
-              <w:rPr>
-                <w:w w:val="105"/>
-                <w:position w:val="1"/>
-                <w:sz w:val="16"/>
-              </w:rPr>
-              <w:t>&gt;&gt;</w:t>
-            </w:r>
-            <w:r>
-              <w:rPr>
-                <w:w w:val="105"/>
-                <w:position w:val="1"/>
-                <w:sz w:val="16"/>
-              </w:rPr>
-              <w:t>&lt;&lt;</w:t>
-            </w:r>
-            <w:proofErr w:type="spellStart"/>
-            <w:r>
-              <w:rPr>
-                <w:w w:val="105"/>
-                <w:position w:val="1"/>
-                <w:sz w:val="16"/>
-              </w:rPr>
-              <w:t>Invoice_Line_Item_Comments</w:t>
-            </w:r>
-            <w:proofErr w:type="spellEnd"/>
-            <w:r>
-              <w:rPr>
-                <w:w w:val="105"/>
-                <w:position w:val="1"/>
-                <w:sz w:val="16"/>
-              </w:rPr>
-              <w:t>&gt;&gt;</w:t>
+              <w:t>&lt;&lt;Invoice_Line_Item_Comments&gt;&gt;</w:t>
             </w:r>
             <w:r>
               <w:rPr>
@@ -1312,7 +1129,51 @@
               <w:rPr>
                 <w:sz w:val="16"/>
               </w:rPr>
+              <w:fldChar w:fldCharType="begin"/>
+            </w:r>
+            <w:r>
+              <w:rPr>
+                <w:sz w:val="16"/>
+              </w:rPr>
+              <w:instrText xml:space="preserve"> IF "&lt;&lt;Invoice_Rent_Payable_Frm&gt;&gt;" = "Air Europa" "</w:instrText>
+            </w:r>
+            <w:r>
+              <w:rPr>
+                <w:sz w:val="16"/>
+              </w:rPr>
+              <w:instrText>&lt;&lt;Invoice_Line_I</w:instrText>
+            </w:r>
+            <w:r>
+              <w:rPr>
+                <w:sz w:val="16"/>
+              </w:rPr>
+              <w:lastRenderedPageBreak/>
+              <w:instrText>tem_Converted_Currency_Line_Amount__000&gt;&gt;</w:instrText>
+            </w:r>
+            <w:r>
+              <w:rPr>
+                <w:sz w:val="16"/>
+              </w:rPr>
+              <w:instrText xml:space="preserve">" "&lt;&lt;Invoice_Line_Item_Total_Line_Amount__000&gt;&gt;" </w:instrText>
+            </w:r>
+            <w:r>
+              <w:rPr>
+                <w:sz w:val="16"/>
+              </w:rPr>
+              <w:fldChar w:fldCharType="separate"/>
+            </w:r>
+            <w:r>
+              <w:rPr>
+                <w:noProof/>
+                <w:sz w:val="16"/>
+              </w:rPr>
               <w:t>&lt;&lt;Invoice_Line_Item_Total_Line_Amount__000&gt;&gt;</w:t>
+            </w:r>
+            <w:r>
+              <w:rPr>
+                <w:sz w:val="16"/>
+              </w:rPr>
+              <w:fldChar w:fldCharType="end"/>
             </w:r>
           </w:p>
         </w:tc>
@@ -1390,8 +1251,8 @@
         <w:tblLook w:val="04A0" w:firstRow="1" w:lastRow="0" w:firstColumn="1" w:lastColumn="0" w:noHBand="0" w:noVBand="1"/>
       </w:tblPr>
       <w:tblGrid>
-        <w:gridCol w:w="6492"/>
-        <w:gridCol w:w="4111"/>
+        <w:gridCol w:w="5903"/>
+        <w:gridCol w:w="4700"/>
       </w:tblGrid>
       <w:tr>
         <w:trPr>
@@ -1437,7 +1298,7 @@
                 <w:spacing w:val="-2"/>
                 <w:sz w:val="16"/>
               </w:rPr>
-              <w:t>&lt;&lt;Invoice_Total_Amount_Due__000&gt;&gt;</w:t>
+              <w:t>&lt;&lt;Invoice_Converted_Currency_Amount__000&gt;&gt;</w:t>
             </w:r>
           </w:p>
         </w:tc>
@@ -1684,23 +1545,7 @@
                 <w:sz w:val="20"/>
                 <w:szCs w:val="20"/>
               </w:rPr>
-              <w:t>&lt;&lt;</w:t>
-            </w:r>
-            <w:proofErr w:type="spellStart"/>
-            <w:r>
-              <w:rPr>
-                <w:sz w:val="20"/>
-                <w:szCs w:val="20"/>
-              </w:rPr>
-              <w:t>BankForEuro_Financial_Institution</w:t>
-            </w:r>
-            <w:proofErr w:type="spellEnd"/>
-            <w:r>
-              <w:rPr>
-                <w:sz w:val="20"/>
-                <w:szCs w:val="20"/>
-              </w:rPr>
-              <w:t>&gt;&gt;</w:t>
+              <w:t>&lt;&lt;BankForEuro_Financial_Institution&gt;&gt;</w:t>
             </w:r>
           </w:p>
         </w:tc>
@@ -1753,21 +1598,7 @@
               <w:rPr>
                 <w:sz w:val="20"/>
               </w:rPr>
-              <w:t>&lt;&lt;</w:t>
-            </w:r>
-            <w:proofErr w:type="spellStart"/>
-            <w:r>
-              <w:rPr>
-                <w:sz w:val="20"/>
-              </w:rPr>
-              <w:t>BankForEuro_Name</w:t>
-            </w:r>
-            <w:proofErr w:type="spellEnd"/>
-            <w:r>
-              <w:rPr>
-                <w:sz w:val="20"/>
-              </w:rPr>
-              <w:t>&gt;&gt;</w:t>
+              <w:t>&lt;&lt;BankForEuro_Name&gt;&gt;</w:t>
             </w:r>
           </w:p>
         </w:tc>
@@ -1953,21 +1784,7 @@
               <w:rPr>
                 <w:sz w:val="20"/>
               </w:rPr>
-              <w:t>&lt;&lt;</w:t>
-            </w:r>
-            <w:proofErr w:type="spellStart"/>
-            <w:r>
-              <w:rPr>
-                <w:sz w:val="20"/>
-              </w:rPr>
-              <w:t>BankForEuro_Account_Number</w:t>
-            </w:r>
-            <w:proofErr w:type="spellEnd"/>
-            <w:r>
-              <w:rPr>
-                <w:sz w:val="20"/>
-              </w:rPr>
-              <w:t>&gt;&gt;</w:t>
+              <w:t>&lt;&lt;BankForEuro_Account_Number&gt;&gt;</w:t>
             </w:r>
           </w:p>
         </w:tc>
@@ -2587,21 +2404,7 @@
               <w:rPr>
                 <w:sz w:val="20"/>
               </w:rPr>
-              <w:t>&lt;&lt;</w:t>
-            </w:r>
-            <w:proofErr w:type="spellStart"/>
-            <w:r>
-              <w:rPr>
-                <w:sz w:val="20"/>
-              </w:rPr>
-              <w:t>Lease_Invoice_Bank_Reference</w:t>
-            </w:r>
-            <w:proofErr w:type="spellEnd"/>
-            <w:r>
-              <w:rPr>
-                <w:sz w:val="20"/>
-              </w:rPr>
-              <w:t>&gt;&gt;</w:t>
+              <w:t>&lt;&lt;Lease_Invoice_Bank_Reference&gt;&gt;</w:t>
             </w:r>
           </w:p>
         </w:tc>
@@ -2817,25 +2620,7 @@
                               <w:sz w:val="20"/>
                               <w:szCs w:val="22"/>
                             </w:rPr>
-                            <w:t>&lt;&lt;</w:t>
-                          </w:r>
-                          <w:proofErr w:type="spellStart"/>
-                          <w:r>
-                            <w:rPr>
-                              <w:b/>
-                              <w:sz w:val="20"/>
-                              <w:szCs w:val="22"/>
-                            </w:rPr>
-                            <w:t>Invoicing_Party_Account_Name</w:t>
-                          </w:r>
-                          <w:proofErr w:type="spellEnd"/>
-                          <w:r>
-                            <w:rPr>
-                              <w:b/>
-                              <w:sz w:val="20"/>
-                              <w:szCs w:val="22"/>
-                            </w:rPr>
-                            <w:t>&gt;&gt;</w:t>
+                            <w:t>&lt;&lt;Invoicing_Party_Account_Name&gt;&gt;</w:t>
                           </w:r>
                         </w:p>
                         <w:p>
@@ -2844,15 +2629,7 @@
                             <w:ind w:left="20"/>
                           </w:pPr>
                           <w:r>
-                            <w:t>&lt;&lt;</w:t>
-                          </w:r>
-                          <w:proofErr w:type="spellStart"/>
-                          <w:r>
-                            <w:t>Invoicing_Party_Account_BillingStreet</w:t>
-                          </w:r>
-                          <w:proofErr w:type="spellEnd"/>
-                          <w:r>
-                            <w:t>&gt;&gt;</w:t>
+                            <w:t>&lt;&lt;Invoicing_Party_Account_BillingStreet&gt;&gt;</w:t>
                           </w:r>
                         </w:p>
                         <w:p>
@@ -2861,29 +2638,13 @@
                             <w:ind w:left="20"/>
                           </w:pPr>
                           <w:r>
-                            <w:t>&lt;&lt;</w:t>
-                          </w:r>
-                          <w:proofErr w:type="spellStart"/>
-                          <w:r>
-                            <w:t>Invoicing_Party_Account_BillingCity</w:t>
-                          </w:r>
-                          <w:proofErr w:type="spellEnd"/>
-                          <w:r>
-                            <w:t>&gt;&gt;</w:t>
+                            <w:t>&lt;&lt;Invoicing_Party_Account_BillingCity&gt;&gt;</w:t>
                           </w:r>
                           <w:r>
                             <w:t xml:space="preserve">, </w:t>
                           </w:r>
                           <w:r>
-                            <w:t>&lt;&lt;</w:t>
-                          </w:r>
-                          <w:proofErr w:type="spellStart"/>
-                          <w:r>
-                            <w:t>Invoicing_Party_Account_BillingState</w:t>
-                          </w:r>
-                          <w:proofErr w:type="spellEnd"/>
-                          <w:r>
-                            <w:t>&gt;&gt;</w:t>
+                            <w:t>&lt;&lt;Invoicing_Party_Account_BillingState&gt;&gt;</w:t>
                           </w:r>
                           <w:r>
                             <w:t xml:space="preserve"> </w:t>
@@ -2910,15 +2671,7 @@
                             <w:br/>
                           </w:r>
                           <w:r>
-                            <w:t>&lt;&lt;</w:t>
-                          </w:r>
-                          <w:proofErr w:type="spellStart"/>
-                          <w:r>
-                            <w:t>Invoicing_Party_Account_BillingCountry</w:t>
-                          </w:r>
-                          <w:proofErr w:type="spellEnd"/>
-                          <w:r>
-                            <w:t>&gt;&gt;</w:t>
+                            <w:t>&lt;&lt;Invoicing_Party_Account_BillingCountry&gt;&gt;</w:t>
                           </w:r>
                         </w:p>
                         <w:p>
@@ -2995,25 +2748,7 @@
                         <w:sz w:val="20"/>
                         <w:szCs w:val="22"/>
                       </w:rPr>
-                      <w:t>&lt;&lt;</w:t>
-                    </w:r>
-                    <w:proofErr w:type="spellStart"/>
-                    <w:r>
-                      <w:rPr>
-                        <w:b/>
-                        <w:sz w:val="20"/>
-                        <w:szCs w:val="22"/>
-                      </w:rPr>
-                      <w:t>Invoicing_Party_Account_Name</w:t>
-                    </w:r>
-                    <w:proofErr w:type="spellEnd"/>
-                    <w:r>
-                      <w:rPr>
-                        <w:b/>
-                        <w:sz w:val="20"/>
-                        <w:szCs w:val="22"/>
-                      </w:rPr>
-                      <w:t>&gt;&gt;</w:t>
+                      <w:t>&lt;&lt;Invoicing_Party_Account_Name&gt;&gt;</w:t>
                     </w:r>
                   </w:p>
                   <w:p>
@@ -3022,15 +2757,7 @@
                       <w:ind w:left="20"/>
                     </w:pPr>
                     <w:r>
-                      <w:t>&lt;&lt;</w:t>
-                    </w:r>
-                    <w:proofErr w:type="spellStart"/>
-                    <w:r>
-                      <w:t>Invoicing_Party_Account_BillingStreet</w:t>
-                    </w:r>
-                    <w:proofErr w:type="spellEnd"/>
-                    <w:r>
-                      <w:t>&gt;&gt;</w:t>
+                      <w:t>&lt;&lt;Invoicing_Party_Account_BillingStreet&gt;&gt;</w:t>
                     </w:r>
                   </w:p>
                   <w:p>
@@ -3039,29 +2766,13 @@
                       <w:ind w:left="20"/>
                     </w:pPr>
                     <w:r>
-                      <w:t>&lt;&lt;</w:t>
-                    </w:r>
-                    <w:proofErr w:type="spellStart"/>
-                    <w:r>
-                      <w:t>Invoicing_Party_Account_BillingCity</w:t>
-                    </w:r>
-                    <w:proofErr w:type="spellEnd"/>
-                    <w:r>
-                      <w:t>&gt;&gt;</w:t>
+                      <w:t>&lt;&lt;Invoicing_Party_Account_BillingCity&gt;&gt;</w:t>
                     </w:r>
                     <w:r>
                       <w:t xml:space="preserve">, </w:t>
                     </w:r>
                     <w:r>
-                      <w:t>&lt;&lt;</w:t>
-                    </w:r>
-                    <w:proofErr w:type="spellStart"/>
-                    <w:r>
-                      <w:t>Invoicing_Party_Account_BillingState</w:t>
-                    </w:r>
-                    <w:proofErr w:type="spellEnd"/>
-                    <w:r>
-                      <w:t>&gt;&gt;</w:t>
+                      <w:t>&lt;&lt;Invoicing_Party_Account_BillingState&gt;&gt;</w:t>
                     </w:r>
                     <w:r>
                       <w:t xml:space="preserve"> </w:t>
@@ -3088,15 +2799,7 @@
                       <w:br/>
                     </w:r>
                     <w:r>
-                      <w:t>&lt;&lt;</w:t>
-                    </w:r>
-                    <w:proofErr w:type="spellStart"/>
-                    <w:r>
-                      <w:t>Invoicing_Party_Account_BillingCountry</w:t>
-                    </w:r>
-                    <w:proofErr w:type="spellEnd"/>
-                    <w:r>
-                      <w:t>&gt;&gt;</w:t>
+                      <w:t>&lt;&lt;Invoicing_Party_Account_BillingCountry&gt;&gt;</w:t>
                     </w:r>
                   </w:p>
                   <w:p>
